--- a/reports/XH-YJ38-LJ-001-A0-底盘方通A_分析报告.docx
+++ b/reports/XH-YJ38-LJ-001-A0-底盘方通A_分析报告.docx
@@ -744,7 +744,7 @@
     </w:p>
     <w:p>
       <w:r>
-        <w:t>孔总数: 8，规则孔: 6，不规则孔: 2</w:t>
+        <w:t>孔总数: 8，规则孔: 8，不规则孔: 0</w:t>
       </w:r>
     </w:p>
     <w:tbl>
@@ -755,17 +755,18 @@
         <w:tblLook w:firstColumn="1" w:firstRow="1" w:lastColumn="0" w:lastRow="0" w:noHBand="0" w:noVBand="1" w:val="04A0"/>
       </w:tblPr>
       <w:tblGrid>
-        <w:gridCol w:w="1440"/>
-        <w:gridCol w:w="1440"/>
-        <w:gridCol w:w="1440"/>
-        <w:gridCol w:w="1440"/>
-        <w:gridCol w:w="1440"/>
-        <w:gridCol w:w="1440"/>
+        <w:gridCol w:w="1234"/>
+        <w:gridCol w:w="1234"/>
+        <w:gridCol w:w="1234"/>
+        <w:gridCol w:w="1234"/>
+        <w:gridCol w:w="1234"/>
+        <w:gridCol w:w="1234"/>
+        <w:gridCol w:w="1234"/>
       </w:tblGrid>
       <w:tr>
         <w:tc>
           <w:tcPr>
-            <w:tcW w:type="dxa" w:w="1440"/>
+            <w:tcW w:type="dxa" w:w="1234"/>
           </w:tcPr>
           <w:p>
             <w:r>
@@ -775,7 +776,7 @@
         </w:tc>
         <w:tc>
           <w:tcPr>
-            <w:tcW w:type="dxa" w:w="1440"/>
+            <w:tcW w:type="dxa" w:w="1234"/>
           </w:tcPr>
           <w:p>
             <w:r>
@@ -785,7 +786,7 @@
         </w:tc>
         <w:tc>
           <w:tcPr>
-            <w:tcW w:type="dxa" w:w="1440"/>
+            <w:tcW w:type="dxa" w:w="1234"/>
           </w:tcPr>
           <w:p>
             <w:r>
@@ -795,7 +796,7 @@
         </w:tc>
         <w:tc>
           <w:tcPr>
-            <w:tcW w:type="dxa" w:w="1440"/>
+            <w:tcW w:type="dxa" w:w="1234"/>
           </w:tcPr>
           <w:p>
             <w:r>
@@ -805,21 +806,31 @@
         </w:tc>
         <w:tc>
           <w:tcPr>
-            <w:tcW w:type="dxa" w:w="1440"/>
+            <w:tcW w:type="dxa" w:w="1234"/>
           </w:tcPr>
           <w:p>
             <w:r>
-              <w:t>轴位置</w:t>
+              <w:t>槽长(mm)</w:t>
             </w:r>
           </w:p>
         </w:tc>
         <w:tc>
           <w:tcPr>
-            <w:tcW w:type="dxa" w:w="1440"/>
+            <w:tcW w:type="dxa" w:w="1234"/>
           </w:tcPr>
           <w:p>
             <w:r>
-              <w:t>轴方向</w:t>
+              <w:t>槽宽(mm)</w:t>
+            </w:r>
+          </w:p>
+        </w:tc>
+        <w:tc>
+          <w:tcPr>
+            <w:tcW w:type="dxa" w:w="1234"/>
+          </w:tcPr>
+          <w:p>
+            <w:r>
+              <w:t>轴位置/备注</w:t>
             </w:r>
           </w:p>
         </w:tc>
@@ -827,7 +838,7 @@
       <w:tr>
         <w:tc>
           <w:tcPr>
-            <w:tcW w:type="dxa" w:w="1440"/>
+            <w:tcW w:type="dxa" w:w="1234"/>
           </w:tcPr>
           <w:p>
             <w:r>
@@ -837,7 +848,7 @@
         </w:tc>
         <w:tc>
           <w:tcPr>
-            <w:tcW w:type="dxa" w:w="1440"/>
+            <w:tcW w:type="dxa" w:w="1234"/>
           </w:tcPr>
           <w:p>
             <w:r>
@@ -847,7 +858,7 @@
         </w:tc>
         <w:tc>
           <w:tcPr>
-            <w:tcW w:type="dxa" w:w="1440"/>
+            <w:tcW w:type="dxa" w:w="1234"/>
           </w:tcPr>
           <w:p>
             <w:r>
@@ -857,7 +868,7 @@
         </w:tc>
         <w:tc>
           <w:tcPr>
-            <w:tcW w:type="dxa" w:w="1440"/>
+            <w:tcW w:type="dxa" w:w="1234"/>
           </w:tcPr>
           <w:p>
             <w:r>
@@ -867,7 +878,27 @@
         </w:tc>
         <w:tc>
           <w:tcPr>
-            <w:tcW w:type="dxa" w:w="1440"/>
+            <w:tcW w:type="dxa" w:w="1234"/>
+          </w:tcPr>
+          <w:p>
+            <w:r>
+              <w:t>-</w:t>
+            </w:r>
+          </w:p>
+        </w:tc>
+        <w:tc>
+          <w:tcPr>
+            <w:tcW w:type="dxa" w:w="1234"/>
+          </w:tcPr>
+          <w:p>
+            <w:r>
+              <w:t>-</w:t>
+            </w:r>
+          </w:p>
+        </w:tc>
+        <w:tc>
+          <w:tcPr>
+            <w:tcW w:type="dxa" w:w="1234"/>
           </w:tcPr>
           <w:p>
             <w:r>
@@ -875,21 +906,11 @@
             </w:r>
           </w:p>
         </w:tc>
-        <w:tc>
-          <w:tcPr>
-            <w:tcW w:type="dxa" w:w="1440"/>
-          </w:tcPr>
-          <w:p>
-            <w:r>
-              <w:t>(0.000, 0.000, -1.000)</w:t>
-            </w:r>
-          </w:p>
-        </w:tc>
       </w:tr>
       <w:tr>
         <w:tc>
           <w:tcPr>
-            <w:tcW w:type="dxa" w:w="1440"/>
+            <w:tcW w:type="dxa" w:w="1234"/>
           </w:tcPr>
           <w:p>
             <w:r>
@@ -899,7 +920,7 @@
         </w:tc>
         <w:tc>
           <w:tcPr>
-            <w:tcW w:type="dxa" w:w="1440"/>
+            <w:tcW w:type="dxa" w:w="1234"/>
           </w:tcPr>
           <w:p>
             <w:r>
@@ -909,7 +930,7 @@
         </w:tc>
         <w:tc>
           <w:tcPr>
-            <w:tcW w:type="dxa" w:w="1440"/>
+            <w:tcW w:type="dxa" w:w="1234"/>
           </w:tcPr>
           <w:p>
             <w:r>
@@ -919,7 +940,7 @@
         </w:tc>
         <w:tc>
           <w:tcPr>
-            <w:tcW w:type="dxa" w:w="1440"/>
+            <w:tcW w:type="dxa" w:w="1234"/>
           </w:tcPr>
           <w:p>
             <w:r>
@@ -929,7 +950,27 @@
         </w:tc>
         <w:tc>
           <w:tcPr>
-            <w:tcW w:type="dxa" w:w="1440"/>
+            <w:tcW w:type="dxa" w:w="1234"/>
+          </w:tcPr>
+          <w:p>
+            <w:r>
+              <w:t>-</w:t>
+            </w:r>
+          </w:p>
+        </w:tc>
+        <w:tc>
+          <w:tcPr>
+            <w:tcW w:type="dxa" w:w="1234"/>
+          </w:tcPr>
+          <w:p>
+            <w:r>
+              <w:t>-</w:t>
+            </w:r>
+          </w:p>
+        </w:tc>
+        <w:tc>
+          <w:tcPr>
+            <w:tcW w:type="dxa" w:w="1234"/>
           </w:tcPr>
           <w:p>
             <w:r>
@@ -937,21 +978,11 @@
             </w:r>
           </w:p>
         </w:tc>
-        <w:tc>
-          <w:tcPr>
-            <w:tcW w:type="dxa" w:w="1440"/>
-          </w:tcPr>
-          <w:p>
-            <w:r>
-              <w:t>(0.000, 0.000, -1.000)</w:t>
-            </w:r>
-          </w:p>
-        </w:tc>
       </w:tr>
       <w:tr>
         <w:tc>
           <w:tcPr>
-            <w:tcW w:type="dxa" w:w="1440"/>
+            <w:tcW w:type="dxa" w:w="1234"/>
           </w:tcPr>
           <w:p>
             <w:r>
@@ -961,7 +992,7 @@
         </w:tc>
         <w:tc>
           <w:tcPr>
-            <w:tcW w:type="dxa" w:w="1440"/>
+            <w:tcW w:type="dxa" w:w="1234"/>
           </w:tcPr>
           <w:p>
             <w:r>
@@ -971,7 +1002,7 @@
         </w:tc>
         <w:tc>
           <w:tcPr>
-            <w:tcW w:type="dxa" w:w="1440"/>
+            <w:tcW w:type="dxa" w:w="1234"/>
           </w:tcPr>
           <w:p>
             <w:r>
@@ -981,7 +1012,7 @@
         </w:tc>
         <w:tc>
           <w:tcPr>
-            <w:tcW w:type="dxa" w:w="1440"/>
+            <w:tcW w:type="dxa" w:w="1234"/>
           </w:tcPr>
           <w:p>
             <w:r>
@@ -991,7 +1022,27 @@
         </w:tc>
         <w:tc>
           <w:tcPr>
-            <w:tcW w:type="dxa" w:w="1440"/>
+            <w:tcW w:type="dxa" w:w="1234"/>
+          </w:tcPr>
+          <w:p>
+            <w:r>
+              <w:t>-</w:t>
+            </w:r>
+          </w:p>
+        </w:tc>
+        <w:tc>
+          <w:tcPr>
+            <w:tcW w:type="dxa" w:w="1234"/>
+          </w:tcPr>
+          <w:p>
+            <w:r>
+              <w:t>-</w:t>
+            </w:r>
+          </w:p>
+        </w:tc>
+        <w:tc>
+          <w:tcPr>
+            <w:tcW w:type="dxa" w:w="1234"/>
           </w:tcPr>
           <w:p>
             <w:r>
@@ -999,21 +1050,11 @@
             </w:r>
           </w:p>
         </w:tc>
-        <w:tc>
-          <w:tcPr>
-            <w:tcW w:type="dxa" w:w="1440"/>
-          </w:tcPr>
-          <w:p>
-            <w:r>
-              <w:t>(0.000, 0.000, -1.000)</w:t>
-            </w:r>
-          </w:p>
-        </w:tc>
       </w:tr>
       <w:tr>
         <w:tc>
           <w:tcPr>
-            <w:tcW w:type="dxa" w:w="1440"/>
+            <w:tcW w:type="dxa" w:w="1234"/>
           </w:tcPr>
           <w:p>
             <w:r>
@@ -1023,51 +1064,61 @@
         </w:tc>
         <w:tc>
           <w:tcPr>
-            <w:tcW w:type="dxa" w:w="1440"/>
+            <w:tcW w:type="dxa" w:w="1234"/>
           </w:tcPr>
           <w:p>
             <w:r>
-              <w:t>不规则孔</w:t>
+              <w:t>规则孔（矩形/方形槽）</w:t>
             </w:r>
           </w:p>
         </w:tc>
         <w:tc>
           <w:tcPr>
-            <w:tcW w:type="dxa" w:w="1440"/>
+            <w:tcW w:type="dxa" w:w="1234"/>
           </w:tcPr>
           <w:p>
             <w:r>
-              <w:t>N/A</w:t>
+              <w:t>-</w:t>
             </w:r>
           </w:p>
         </w:tc>
         <w:tc>
           <w:tcPr>
-            <w:tcW w:type="dxa" w:w="1440"/>
+            <w:tcW w:type="dxa" w:w="1234"/>
           </w:tcPr>
           <w:p>
             <w:r>
-              <w:t>N/A</w:t>
+              <w:t>-</w:t>
             </w:r>
           </w:p>
         </w:tc>
         <w:tc>
           <w:tcPr>
-            <w:tcW w:type="dxa" w:w="1440"/>
+            <w:tcW w:type="dxa" w:w="1234"/>
           </w:tcPr>
           <w:p>
             <w:r>
-              <w:t>N/A</w:t>
+              <w:t>1101.000</w:t>
             </w:r>
           </w:p>
         </w:tc>
         <w:tc>
           <w:tcPr>
-            <w:tcW w:type="dxa" w:w="1440"/>
+            <w:tcW w:type="dxa" w:w="1234"/>
           </w:tcPr>
           <w:p>
             <w:r>
-              <w:t>N/A</w:t>
+              <w:t>38.000</w:t>
+            </w:r>
+          </w:p>
+        </w:tc>
+        <w:tc>
+          <w:tcPr>
+            <w:tcW w:type="dxa" w:w="1234"/>
+          </w:tcPr>
+          <w:p>
+            <w:r>
+              <w:t>-</w:t>
             </w:r>
           </w:p>
         </w:tc>
@@ -1075,7 +1126,7 @@
       <w:tr>
         <w:tc>
           <w:tcPr>
-            <w:tcW w:type="dxa" w:w="1440"/>
+            <w:tcW w:type="dxa" w:w="1234"/>
           </w:tcPr>
           <w:p>
             <w:r>
@@ -1085,7 +1136,7 @@
         </w:tc>
         <w:tc>
           <w:tcPr>
-            <w:tcW w:type="dxa" w:w="1440"/>
+            <w:tcW w:type="dxa" w:w="1234"/>
           </w:tcPr>
           <w:p>
             <w:r>
@@ -1095,7 +1146,7 @@
         </w:tc>
         <w:tc>
           <w:tcPr>
-            <w:tcW w:type="dxa" w:w="1440"/>
+            <w:tcW w:type="dxa" w:w="1234"/>
           </w:tcPr>
           <w:p>
             <w:r>
@@ -1105,7 +1156,7 @@
         </w:tc>
         <w:tc>
           <w:tcPr>
-            <w:tcW w:type="dxa" w:w="1440"/>
+            <w:tcW w:type="dxa" w:w="1234"/>
           </w:tcPr>
           <w:p>
             <w:r>
@@ -1115,7 +1166,27 @@
         </w:tc>
         <w:tc>
           <w:tcPr>
-            <w:tcW w:type="dxa" w:w="1440"/>
+            <w:tcW w:type="dxa" w:w="1234"/>
+          </w:tcPr>
+          <w:p>
+            <w:r>
+              <w:t>-</w:t>
+            </w:r>
+          </w:p>
+        </w:tc>
+        <w:tc>
+          <w:tcPr>
+            <w:tcW w:type="dxa" w:w="1234"/>
+          </w:tcPr>
+          <w:p>
+            <w:r>
+              <w:t>-</w:t>
+            </w:r>
+          </w:p>
+        </w:tc>
+        <w:tc>
+          <w:tcPr>
+            <w:tcW w:type="dxa" w:w="1234"/>
           </w:tcPr>
           <w:p>
             <w:r>
@@ -1123,21 +1194,11 @@
             </w:r>
           </w:p>
         </w:tc>
-        <w:tc>
-          <w:tcPr>
-            <w:tcW w:type="dxa" w:w="1440"/>
-          </w:tcPr>
-          <w:p>
-            <w:r>
-              <w:t>(0.000, 0.000, 1.000)</w:t>
-            </w:r>
-          </w:p>
-        </w:tc>
       </w:tr>
       <w:tr>
         <w:tc>
           <w:tcPr>
-            <w:tcW w:type="dxa" w:w="1440"/>
+            <w:tcW w:type="dxa" w:w="1234"/>
           </w:tcPr>
           <w:p>
             <w:r>
@@ -1147,7 +1208,7 @@
         </w:tc>
         <w:tc>
           <w:tcPr>
-            <w:tcW w:type="dxa" w:w="1440"/>
+            <w:tcW w:type="dxa" w:w="1234"/>
           </w:tcPr>
           <w:p>
             <w:r>
@@ -1157,7 +1218,7 @@
         </w:tc>
         <w:tc>
           <w:tcPr>
-            <w:tcW w:type="dxa" w:w="1440"/>
+            <w:tcW w:type="dxa" w:w="1234"/>
           </w:tcPr>
           <w:p>
             <w:r>
@@ -1167,7 +1228,7 @@
         </w:tc>
         <w:tc>
           <w:tcPr>
-            <w:tcW w:type="dxa" w:w="1440"/>
+            <w:tcW w:type="dxa" w:w="1234"/>
           </w:tcPr>
           <w:p>
             <w:r>
@@ -1177,7 +1238,27 @@
         </w:tc>
         <w:tc>
           <w:tcPr>
-            <w:tcW w:type="dxa" w:w="1440"/>
+            <w:tcW w:type="dxa" w:w="1234"/>
+          </w:tcPr>
+          <w:p>
+            <w:r>
+              <w:t>-</w:t>
+            </w:r>
+          </w:p>
+        </w:tc>
+        <w:tc>
+          <w:tcPr>
+            <w:tcW w:type="dxa" w:w="1234"/>
+          </w:tcPr>
+          <w:p>
+            <w:r>
+              <w:t>-</w:t>
+            </w:r>
+          </w:p>
+        </w:tc>
+        <w:tc>
+          <w:tcPr>
+            <w:tcW w:type="dxa" w:w="1234"/>
           </w:tcPr>
           <w:p>
             <w:r>
@@ -1185,21 +1266,11 @@
             </w:r>
           </w:p>
         </w:tc>
-        <w:tc>
-          <w:tcPr>
-            <w:tcW w:type="dxa" w:w="1440"/>
-          </w:tcPr>
-          <w:p>
-            <w:r>
-              <w:t>(0.000, 0.000, 1.000)</w:t>
-            </w:r>
-          </w:p>
-        </w:tc>
       </w:tr>
       <w:tr>
         <w:tc>
           <w:tcPr>
-            <w:tcW w:type="dxa" w:w="1440"/>
+            <w:tcW w:type="dxa" w:w="1234"/>
           </w:tcPr>
           <w:p>
             <w:r>
@@ -1209,7 +1280,7 @@
         </w:tc>
         <w:tc>
           <w:tcPr>
-            <w:tcW w:type="dxa" w:w="1440"/>
+            <w:tcW w:type="dxa" w:w="1234"/>
           </w:tcPr>
           <w:p>
             <w:r>
@@ -1219,7 +1290,7 @@
         </w:tc>
         <w:tc>
           <w:tcPr>
-            <w:tcW w:type="dxa" w:w="1440"/>
+            <w:tcW w:type="dxa" w:w="1234"/>
           </w:tcPr>
           <w:p>
             <w:r>
@@ -1229,7 +1300,7 @@
         </w:tc>
         <w:tc>
           <w:tcPr>
-            <w:tcW w:type="dxa" w:w="1440"/>
+            <w:tcW w:type="dxa" w:w="1234"/>
           </w:tcPr>
           <w:p>
             <w:r>
@@ -1239,7 +1310,27 @@
         </w:tc>
         <w:tc>
           <w:tcPr>
-            <w:tcW w:type="dxa" w:w="1440"/>
+            <w:tcW w:type="dxa" w:w="1234"/>
+          </w:tcPr>
+          <w:p>
+            <w:r>
+              <w:t>-</w:t>
+            </w:r>
+          </w:p>
+        </w:tc>
+        <w:tc>
+          <w:tcPr>
+            <w:tcW w:type="dxa" w:w="1234"/>
+          </w:tcPr>
+          <w:p>
+            <w:r>
+              <w:t>-</w:t>
+            </w:r>
+          </w:p>
+        </w:tc>
+        <w:tc>
+          <w:tcPr>
+            <w:tcW w:type="dxa" w:w="1234"/>
           </w:tcPr>
           <w:p>
             <w:r>
@@ -1247,21 +1338,11 @@
             </w:r>
           </w:p>
         </w:tc>
-        <w:tc>
-          <w:tcPr>
-            <w:tcW w:type="dxa" w:w="1440"/>
-          </w:tcPr>
-          <w:p>
-            <w:r>
-              <w:t>(0.000, 0.000, 1.000)</w:t>
-            </w:r>
-          </w:p>
-        </w:tc>
       </w:tr>
       <w:tr>
         <w:tc>
           <w:tcPr>
-            <w:tcW w:type="dxa" w:w="1440"/>
+            <w:tcW w:type="dxa" w:w="1234"/>
           </w:tcPr>
           <w:p>
             <w:r>
@@ -1271,51 +1352,61 @@
         </w:tc>
         <w:tc>
           <w:tcPr>
-            <w:tcW w:type="dxa" w:w="1440"/>
+            <w:tcW w:type="dxa" w:w="1234"/>
           </w:tcPr>
           <w:p>
             <w:r>
-              <w:t>不规则孔</w:t>
+              <w:t>规则孔（矩形/方形槽）</w:t>
             </w:r>
           </w:p>
         </w:tc>
         <w:tc>
           <w:tcPr>
-            <w:tcW w:type="dxa" w:w="1440"/>
+            <w:tcW w:type="dxa" w:w="1234"/>
           </w:tcPr>
           <w:p>
             <w:r>
-              <w:t>N/A</w:t>
+              <w:t>-</w:t>
             </w:r>
           </w:p>
         </w:tc>
         <w:tc>
           <w:tcPr>
-            <w:tcW w:type="dxa" w:w="1440"/>
+            <w:tcW w:type="dxa" w:w="1234"/>
           </w:tcPr>
           <w:p>
             <w:r>
-              <w:t>N/A</w:t>
+              <w:t>-</w:t>
             </w:r>
           </w:p>
         </w:tc>
         <w:tc>
           <w:tcPr>
-            <w:tcW w:type="dxa" w:w="1440"/>
+            <w:tcW w:type="dxa" w:w="1234"/>
           </w:tcPr>
           <w:p>
             <w:r>
-              <w:t>N/A</w:t>
+              <w:t>1101.000</w:t>
             </w:r>
           </w:p>
         </w:tc>
         <w:tc>
           <w:tcPr>
-            <w:tcW w:type="dxa" w:w="1440"/>
+            <w:tcW w:type="dxa" w:w="1234"/>
           </w:tcPr>
           <w:p>
             <w:r>
-              <w:t>N/A</w:t>
+              <w:t>38.000</w:t>
+            </w:r>
+          </w:p>
+        </w:tc>
+        <w:tc>
+          <w:tcPr>
+            <w:tcW w:type="dxa" w:w="1234"/>
+          </w:tcPr>
+          <w:p>
+            <w:r>
+              <w:t>-</w:t>
             </w:r>
           </w:p>
         </w:tc>

--- a/reports/XH-YJ38-LJ-001-A0-底盘方通A_分析报告.docx
+++ b/reports/XH-YJ38-LJ-001-A0-底盘方通A_分析报告.docx
@@ -2144,6 +2144,676 @@
         </w:tc>
       </w:tr>
     </w:tbl>
+    <w:p>
+      <w:pPr>
+        <w:pStyle w:val="Heading1"/>
+      </w:pPr>
+      <w:r>
+        <w:t>切割加工指标</w:t>
+      </w:r>
+    </w:p>
+    <w:p>
+      <w:pPr>
+        <w:pStyle w:val="Heading2"/>
+      </w:pPr>
+      <w:r>
+        <w:t>切口</w:t>
+      </w:r>
+    </w:p>
+    <w:p>
+      <w:r>
+        <w:t>切口数量: 2 个</w:t>
+      </w:r>
+    </w:p>
+    <w:p>
+      <w:r>
+        <w:t>切口总长度: 336.000 mm (33.600 cm)</w:t>
+      </w:r>
+    </w:p>
+    <w:tbl>
+      <w:tblPr>
+        <w:tblStyle w:val="TableGrid"/>
+        <w:tblW w:type="auto" w:w="0"/>
+        <w:jc w:val="center"/>
+        <w:tblLook w:firstColumn="1" w:firstRow="1" w:lastColumn="0" w:lastRow="0" w:noHBand="0" w:noVBand="1" w:val="04A0"/>
+      </w:tblPr>
+      <w:tblGrid>
+        <w:gridCol w:w="2160"/>
+        <w:gridCol w:w="2160"/>
+        <w:gridCol w:w="2160"/>
+        <w:gridCol w:w="2160"/>
+      </w:tblGrid>
+      <w:tr>
+        <w:tc>
+          <w:tcPr>
+            <w:tcW w:type="dxa" w:w="2160"/>
+          </w:tcPr>
+          <w:p>
+            <w:r>
+              <w:t>序号</w:t>
+            </w:r>
+          </w:p>
+        </w:tc>
+        <w:tc>
+          <w:tcPr>
+            <w:tcW w:type="dxa" w:w="2160"/>
+          </w:tcPr>
+          <w:p>
+            <w:r>
+              <w:t>类型</w:t>
+            </w:r>
+          </w:p>
+        </w:tc>
+        <w:tc>
+          <w:tcPr>
+            <w:tcW w:type="dxa" w:w="2160"/>
+          </w:tcPr>
+          <w:p>
+            <w:r>
+              <w:t>周长(mm)</w:t>
+            </w:r>
+          </w:p>
+        </w:tc>
+        <w:tc>
+          <w:tcPr>
+            <w:tcW w:type="dxa" w:w="2160"/>
+          </w:tcPr>
+          <w:p>
+            <w:r>
+              <w:t>备注</w:t>
+            </w:r>
+          </w:p>
+        </w:tc>
+      </w:tr>
+      <w:tr>
+        <w:tc>
+          <w:tcPr>
+            <w:tcW w:type="dxa" w:w="2160"/>
+          </w:tcPr>
+          <w:p>
+            <w:r>
+              <w:t>1</w:t>
+            </w:r>
+          </w:p>
+        </w:tc>
+        <w:tc>
+          <w:tcPr>
+            <w:tcW w:type="dxa" w:w="2160"/>
+          </w:tcPr>
+          <w:p>
+            <w:r>
+              <w:t>方通端部</w:t>
+            </w:r>
+          </w:p>
+        </w:tc>
+        <w:tc>
+          <w:tcPr>
+            <w:tcW w:type="dxa" w:w="2160"/>
+          </w:tcPr>
+          <w:p>
+            <w:r>
+              <w:t>168.000</w:t>
+            </w:r>
+          </w:p>
+        </w:tc>
+        <w:tc>
+          <w:tcPr>
+            <w:tcW w:type="dxa" w:w="2160"/>
+          </w:tcPr>
+          <w:p>
+            <w:r>
+              <w:t>截面=37.000×47.000mm</w:t>
+            </w:r>
+          </w:p>
+        </w:tc>
+      </w:tr>
+      <w:tr>
+        <w:tc>
+          <w:tcPr>
+            <w:tcW w:type="dxa" w:w="2160"/>
+          </w:tcPr>
+          <w:p>
+            <w:r>
+              <w:t>2</w:t>
+            </w:r>
+          </w:p>
+        </w:tc>
+        <w:tc>
+          <w:tcPr>
+            <w:tcW w:type="dxa" w:w="2160"/>
+          </w:tcPr>
+          <w:p>
+            <w:r>
+              <w:t>方通端部</w:t>
+            </w:r>
+          </w:p>
+        </w:tc>
+        <w:tc>
+          <w:tcPr>
+            <w:tcW w:type="dxa" w:w="2160"/>
+          </w:tcPr>
+          <w:p>
+            <w:r>
+              <w:t>168.000</w:t>
+            </w:r>
+          </w:p>
+        </w:tc>
+        <w:tc>
+          <w:tcPr>
+            <w:tcW w:type="dxa" w:w="2160"/>
+          </w:tcPr>
+          <w:p>
+            <w:r>
+              <w:t>截面=37.000×47.000mm</w:t>
+            </w:r>
+          </w:p>
+        </w:tc>
+      </w:tr>
+    </w:tbl>
+    <w:p>
+      <w:pPr>
+        <w:pStyle w:val="Heading2"/>
+      </w:pPr>
+      <w:r>
+        <w:t>切孔</w:t>
+      </w:r>
+    </w:p>
+    <w:p>
+      <w:r>
+        <w:t>切孔数量: 6 个</w:t>
+      </w:r>
+    </w:p>
+    <w:p>
+      <w:r>
+        <w:t>切孔总长度: 103.673 mm (10.367 cm)</w:t>
+      </w:r>
+    </w:p>
+    <w:tbl>
+      <w:tblPr>
+        <w:tblStyle w:val="TableGrid"/>
+        <w:tblW w:type="auto" w:w="0"/>
+        <w:jc w:val="center"/>
+        <w:tblLook w:firstColumn="1" w:firstRow="1" w:lastColumn="0" w:lastRow="0" w:noHBand="0" w:noVBand="1" w:val="04A0"/>
+      </w:tblPr>
+      <w:tblGrid>
+        <w:gridCol w:w="2160"/>
+        <w:gridCol w:w="2160"/>
+        <w:gridCol w:w="2160"/>
+        <w:gridCol w:w="2160"/>
+      </w:tblGrid>
+      <w:tr>
+        <w:tc>
+          <w:tcPr>
+            <w:tcW w:type="dxa" w:w="2160"/>
+          </w:tcPr>
+          <w:p>
+            <w:r>
+              <w:t>序号</w:t>
+            </w:r>
+          </w:p>
+        </w:tc>
+        <w:tc>
+          <w:tcPr>
+            <w:tcW w:type="dxa" w:w="2160"/>
+          </w:tcPr>
+          <w:p>
+            <w:r>
+              <w:t>类型</w:t>
+            </w:r>
+          </w:p>
+        </w:tc>
+        <w:tc>
+          <w:tcPr>
+            <w:tcW w:type="dxa" w:w="2160"/>
+          </w:tcPr>
+          <w:p>
+            <w:r>
+              <w:t>周长(mm)</w:t>
+            </w:r>
+          </w:p>
+        </w:tc>
+        <w:tc>
+          <w:tcPr>
+            <w:tcW w:type="dxa" w:w="2160"/>
+          </w:tcPr>
+          <w:p>
+            <w:r>
+              <w:t>备注</w:t>
+            </w:r>
+          </w:p>
+        </w:tc>
+      </w:tr>
+      <w:tr>
+        <w:tc>
+          <w:tcPr>
+            <w:tcW w:type="dxa" w:w="2160"/>
+          </w:tcPr>
+          <w:p>
+            <w:r>
+              <w:t>1</w:t>
+            </w:r>
+          </w:p>
+        </w:tc>
+        <w:tc>
+          <w:tcPr>
+            <w:tcW w:type="dxa" w:w="2160"/>
+          </w:tcPr>
+          <w:p>
+            <w:r>
+              <w:t>规则孔（多段圆弧）</w:t>
+            </w:r>
+          </w:p>
+        </w:tc>
+        <w:tc>
+          <w:tcPr>
+            <w:tcW w:type="dxa" w:w="2160"/>
+          </w:tcPr>
+          <w:p>
+            <w:r>
+              <w:t>17.279</w:t>
+            </w:r>
+          </w:p>
+        </w:tc>
+        <w:tc>
+          <w:tcPr>
+            <w:tcW w:type="dxa" w:w="2160"/>
+          </w:tcPr>
+          <w:p>
+            <w:r>
+              <w:t>直径=5.500mm</w:t>
+            </w:r>
+          </w:p>
+        </w:tc>
+      </w:tr>
+      <w:tr>
+        <w:tc>
+          <w:tcPr>
+            <w:tcW w:type="dxa" w:w="2160"/>
+          </w:tcPr>
+          <w:p>
+            <w:r>
+              <w:t>2</w:t>
+            </w:r>
+          </w:p>
+        </w:tc>
+        <w:tc>
+          <w:tcPr>
+            <w:tcW w:type="dxa" w:w="2160"/>
+          </w:tcPr>
+          <w:p>
+            <w:r>
+              <w:t>规则孔（多段圆弧）</w:t>
+            </w:r>
+          </w:p>
+        </w:tc>
+        <w:tc>
+          <w:tcPr>
+            <w:tcW w:type="dxa" w:w="2160"/>
+          </w:tcPr>
+          <w:p>
+            <w:r>
+              <w:t>17.279</w:t>
+            </w:r>
+          </w:p>
+        </w:tc>
+        <w:tc>
+          <w:tcPr>
+            <w:tcW w:type="dxa" w:w="2160"/>
+          </w:tcPr>
+          <w:p>
+            <w:r>
+              <w:t>直径=5.500mm</w:t>
+            </w:r>
+          </w:p>
+        </w:tc>
+      </w:tr>
+      <w:tr>
+        <w:tc>
+          <w:tcPr>
+            <w:tcW w:type="dxa" w:w="2160"/>
+          </w:tcPr>
+          <w:p>
+            <w:r>
+              <w:t>3</w:t>
+            </w:r>
+          </w:p>
+        </w:tc>
+        <w:tc>
+          <w:tcPr>
+            <w:tcW w:type="dxa" w:w="2160"/>
+          </w:tcPr>
+          <w:p>
+            <w:r>
+              <w:t>规则孔（多段圆弧）</w:t>
+            </w:r>
+          </w:p>
+        </w:tc>
+        <w:tc>
+          <w:tcPr>
+            <w:tcW w:type="dxa" w:w="2160"/>
+          </w:tcPr>
+          <w:p>
+            <w:r>
+              <w:t>17.279</w:t>
+            </w:r>
+          </w:p>
+        </w:tc>
+        <w:tc>
+          <w:tcPr>
+            <w:tcW w:type="dxa" w:w="2160"/>
+          </w:tcPr>
+          <w:p>
+            <w:r>
+              <w:t>直径=5.500mm</w:t>
+            </w:r>
+          </w:p>
+        </w:tc>
+      </w:tr>
+      <w:tr>
+        <w:tc>
+          <w:tcPr>
+            <w:tcW w:type="dxa" w:w="2160"/>
+          </w:tcPr>
+          <w:p>
+            <w:r>
+              <w:t>4</w:t>
+            </w:r>
+          </w:p>
+        </w:tc>
+        <w:tc>
+          <w:tcPr>
+            <w:tcW w:type="dxa" w:w="2160"/>
+          </w:tcPr>
+          <w:p>
+            <w:r>
+              <w:t>规则孔（多段圆弧）</w:t>
+            </w:r>
+          </w:p>
+        </w:tc>
+        <w:tc>
+          <w:tcPr>
+            <w:tcW w:type="dxa" w:w="2160"/>
+          </w:tcPr>
+          <w:p>
+            <w:r>
+              <w:t>17.279</w:t>
+            </w:r>
+          </w:p>
+        </w:tc>
+        <w:tc>
+          <w:tcPr>
+            <w:tcW w:type="dxa" w:w="2160"/>
+          </w:tcPr>
+          <w:p>
+            <w:r>
+              <w:t>直径=5.500mm</w:t>
+            </w:r>
+          </w:p>
+        </w:tc>
+      </w:tr>
+      <w:tr>
+        <w:tc>
+          <w:tcPr>
+            <w:tcW w:type="dxa" w:w="2160"/>
+          </w:tcPr>
+          <w:p>
+            <w:r>
+              <w:t>5</w:t>
+            </w:r>
+          </w:p>
+        </w:tc>
+        <w:tc>
+          <w:tcPr>
+            <w:tcW w:type="dxa" w:w="2160"/>
+          </w:tcPr>
+          <w:p>
+            <w:r>
+              <w:t>规则孔（多段圆弧）</w:t>
+            </w:r>
+          </w:p>
+        </w:tc>
+        <w:tc>
+          <w:tcPr>
+            <w:tcW w:type="dxa" w:w="2160"/>
+          </w:tcPr>
+          <w:p>
+            <w:r>
+              <w:t>17.279</w:t>
+            </w:r>
+          </w:p>
+        </w:tc>
+        <w:tc>
+          <w:tcPr>
+            <w:tcW w:type="dxa" w:w="2160"/>
+          </w:tcPr>
+          <w:p>
+            <w:r>
+              <w:t>直径=5.500mm</w:t>
+            </w:r>
+          </w:p>
+        </w:tc>
+      </w:tr>
+      <w:tr>
+        <w:tc>
+          <w:tcPr>
+            <w:tcW w:type="dxa" w:w="2160"/>
+          </w:tcPr>
+          <w:p>
+            <w:r>
+              <w:t>6</w:t>
+            </w:r>
+          </w:p>
+        </w:tc>
+        <w:tc>
+          <w:tcPr>
+            <w:tcW w:type="dxa" w:w="2160"/>
+          </w:tcPr>
+          <w:p>
+            <w:r>
+              <w:t>规则孔（多段圆弧）</w:t>
+            </w:r>
+          </w:p>
+        </w:tc>
+        <w:tc>
+          <w:tcPr>
+            <w:tcW w:type="dxa" w:w="2160"/>
+          </w:tcPr>
+          <w:p>
+            <w:r>
+              <w:t>17.279</w:t>
+            </w:r>
+          </w:p>
+        </w:tc>
+        <w:tc>
+          <w:tcPr>
+            <w:tcW w:type="dxa" w:w="2160"/>
+          </w:tcPr>
+          <w:p>
+            <w:r>
+              <w:t>直径=5.500mm</w:t>
+            </w:r>
+          </w:p>
+        </w:tc>
+      </w:tr>
+    </w:tbl>
+    <w:p>
+      <w:pPr>
+        <w:pStyle w:val="Heading2"/>
+      </w:pPr>
+      <w:r>
+        <w:t>刺穿</w:t>
+      </w:r>
+    </w:p>
+    <w:p>
+      <w:r>
+        <w:t>刺穿次数: 6 次</w:t>
+      </w:r>
+    </w:p>
+    <w:p>
+      <w:pPr>
+        <w:pStyle w:val="Heading2"/>
+      </w:pPr>
+      <w:r>
+        <w:t>打标</w:t>
+      </w:r>
+    </w:p>
+    <w:p>
+      <w:r>
+        <w:t>打标长度: 168.000 mm (16.800 cm)</w:t>
+      </w:r>
+    </w:p>
+    <w:p>
+      <w:pPr>
+        <w:pStyle w:val="Heading2"/>
+      </w:pPr>
+      <w:r>
+        <w:t>切割加工汇总</w:t>
+      </w:r>
+    </w:p>
+    <w:tbl>
+      <w:tblPr>
+        <w:tblStyle w:val="TableGrid"/>
+        <w:tblW w:type="auto" w:w="0"/>
+        <w:jc w:val="center"/>
+        <w:tblLook w:firstColumn="1" w:firstRow="1" w:lastColumn="0" w:lastRow="0" w:noHBand="0" w:noVBand="1" w:val="04A0"/>
+      </w:tblPr>
+      <w:tblGrid>
+        <w:gridCol w:w="4320"/>
+        <w:gridCol w:w="4320"/>
+      </w:tblGrid>
+      <w:tr>
+        <w:tc>
+          <w:tcPr>
+            <w:tcW w:type="dxa" w:w="4320"/>
+          </w:tcPr>
+          <w:p>
+            <w:r>
+              <w:t>切口数量</w:t>
+            </w:r>
+          </w:p>
+        </w:tc>
+        <w:tc>
+          <w:tcPr>
+            <w:tcW w:type="dxa" w:w="4320"/>
+          </w:tcPr>
+          <w:p>
+            <w:r>
+              <w:t>2 个</w:t>
+            </w:r>
+          </w:p>
+        </w:tc>
+      </w:tr>
+      <w:tr>
+        <w:tc>
+          <w:tcPr>
+            <w:tcW w:type="dxa" w:w="4320"/>
+          </w:tcPr>
+          <w:p>
+            <w:r>
+              <w:t>切口总长度</w:t>
+            </w:r>
+          </w:p>
+        </w:tc>
+        <w:tc>
+          <w:tcPr>
+            <w:tcW w:type="dxa" w:w="4320"/>
+          </w:tcPr>
+          <w:p>
+            <w:r>
+              <w:t>336.000 mm (33.600 cm)</w:t>
+            </w:r>
+          </w:p>
+        </w:tc>
+      </w:tr>
+      <w:tr>
+        <w:tc>
+          <w:tcPr>
+            <w:tcW w:type="dxa" w:w="4320"/>
+          </w:tcPr>
+          <w:p>
+            <w:r>
+              <w:t>切孔数量</w:t>
+            </w:r>
+          </w:p>
+        </w:tc>
+        <w:tc>
+          <w:tcPr>
+            <w:tcW w:type="dxa" w:w="4320"/>
+          </w:tcPr>
+          <w:p>
+            <w:r>
+              <w:t>6 个</w:t>
+            </w:r>
+          </w:p>
+        </w:tc>
+      </w:tr>
+      <w:tr>
+        <w:tc>
+          <w:tcPr>
+            <w:tcW w:type="dxa" w:w="4320"/>
+          </w:tcPr>
+          <w:p>
+            <w:r>
+              <w:t>切孔总长度</w:t>
+            </w:r>
+          </w:p>
+        </w:tc>
+        <w:tc>
+          <w:tcPr>
+            <w:tcW w:type="dxa" w:w="4320"/>
+          </w:tcPr>
+          <w:p>
+            <w:r>
+              <w:t>103.673 mm (10.367 cm)</w:t>
+            </w:r>
+          </w:p>
+        </w:tc>
+      </w:tr>
+      <w:tr>
+        <w:tc>
+          <w:tcPr>
+            <w:tcW w:type="dxa" w:w="4320"/>
+          </w:tcPr>
+          <w:p>
+            <w:r>
+              <w:t>刺穿次数</w:t>
+            </w:r>
+          </w:p>
+        </w:tc>
+        <w:tc>
+          <w:tcPr>
+            <w:tcW w:type="dxa" w:w="4320"/>
+          </w:tcPr>
+          <w:p>
+            <w:r>
+              <w:t>6 次</w:t>
+            </w:r>
+          </w:p>
+        </w:tc>
+      </w:tr>
+      <w:tr>
+        <w:tc>
+          <w:tcPr>
+            <w:tcW w:type="dxa" w:w="4320"/>
+          </w:tcPr>
+          <w:p>
+            <w:r>
+              <w:t>打标长度</w:t>
+            </w:r>
+          </w:p>
+        </w:tc>
+        <w:tc>
+          <w:tcPr>
+            <w:tcW w:type="dxa" w:w="4320"/>
+          </w:tcPr>
+          <w:p>
+            <w:r>
+              <w:t>168.000 mm (16.800 cm)</w:t>
+            </w:r>
+          </w:p>
+        </w:tc>
+      </w:tr>
+    </w:tbl>
     <w:sectPr>
       <w:pgSz w:w="12240" w:h="15840"/>
       <w:pgMar w:top="1440" w:right="1800" w:bottom="1440" w:left="1800" w:header="720" w:footer="720" w:gutter="0"/>

--- a/reports/XH-YJ38-LJ-001-A0-底盘方通A_分析报告.docx
+++ b/reports/XH-YJ38-LJ-001-A0-底盘方通A_分析报告.docx
@@ -2152,24 +2152,6 @@
         <w:t>切割加工指标</w:t>
       </w:r>
     </w:p>
-    <w:p>
-      <w:pPr>
-        <w:pStyle w:val="Heading2"/>
-      </w:pPr>
-      <w:r>
-        <w:t>切口</w:t>
-      </w:r>
-    </w:p>
-    <w:p>
-      <w:r>
-        <w:t>切口数量: 2 个</w:t>
-      </w:r>
-    </w:p>
-    <w:p>
-      <w:r>
-        <w:t>切口总长度: 336.000 mm (33.600 cm)</w:t>
-      </w:r>
-    </w:p>
     <w:tbl>
       <w:tblPr>
         <w:tblStyle w:val="TableGrid"/>
@@ -2178,49 +2160,71 @@
         <w:tblLook w:firstColumn="1" w:firstRow="1" w:lastColumn="0" w:lastRow="0" w:noHBand="0" w:noVBand="1" w:val="04A0"/>
       </w:tblPr>
       <w:tblGrid>
-        <w:gridCol w:w="2160"/>
-        <w:gridCol w:w="2160"/>
-        <w:gridCol w:w="2160"/>
-        <w:gridCol w:w="2160"/>
+        <w:gridCol w:w="1440"/>
+        <w:gridCol w:w="1440"/>
+        <w:gridCol w:w="1440"/>
+        <w:gridCol w:w="1440"/>
+        <w:gridCol w:w="1440"/>
+        <w:gridCol w:w="1440"/>
       </w:tblGrid>
       <w:tr>
         <w:tc>
           <w:tcPr>
-            <w:tcW w:type="dxa" w:w="2160"/>
+            <w:tcW w:type="dxa" w:w="1440"/>
           </w:tcPr>
           <w:p>
             <w:r>
-              <w:t>序号</w:t>
+              <w:t>指标</w:t>
             </w:r>
           </w:p>
         </w:tc>
         <w:tc>
           <w:tcPr>
-            <w:tcW w:type="dxa" w:w="2160"/>
+            <w:tcW w:type="dxa" w:w="1440"/>
           </w:tcPr>
           <w:p>
             <w:r>
-              <w:t>类型</w:t>
+              <w:t>切口</w:t>
             </w:r>
           </w:p>
         </w:tc>
         <w:tc>
           <w:tcPr>
-            <w:tcW w:type="dxa" w:w="2160"/>
+            <w:tcW w:type="dxa" w:w="1440"/>
           </w:tcPr>
           <w:p>
             <w:r>
-              <w:t>周长(mm)</w:t>
+              <w:t>切孔</w:t>
             </w:r>
           </w:p>
         </w:tc>
         <w:tc>
           <w:tcPr>
-            <w:tcW w:type="dxa" w:w="2160"/>
+            <w:tcW w:type="dxa" w:w="1440"/>
           </w:tcPr>
           <w:p>
             <w:r>
-              <w:t>备注</w:t>
+              <w:t>刺穿</w:t>
+            </w:r>
+          </w:p>
+        </w:tc>
+        <w:tc>
+          <w:tcPr>
+            <w:tcW w:type="dxa" w:w="1440"/>
+          </w:tcPr>
+          <w:p>
+            <w:r>
+              <w:t>打标</w:t>
+            </w:r>
+          </w:p>
+        </w:tc>
+        <w:tc>
+          <w:tcPr>
+            <w:tcW w:type="dxa" w:w="1440"/>
+          </w:tcPr>
+          <w:p>
+            <w:r>
+              <w:t>切割总长度</w:t>
             </w:r>
           </w:p>
         </w:tc>
@@ -2228,27 +2232,109 @@
       <w:tr>
         <w:tc>
           <w:tcPr>
-            <w:tcW w:type="dxa" w:w="2160"/>
+            <w:tcW w:type="dxa" w:w="1440"/>
           </w:tcPr>
           <w:p>
             <w:r>
-              <w:t>1</w:t>
+              <w:t>数量</w:t>
             </w:r>
           </w:p>
         </w:tc>
         <w:tc>
           <w:tcPr>
-            <w:tcW w:type="dxa" w:w="2160"/>
+            <w:tcW w:type="dxa" w:w="1440"/>
           </w:tcPr>
           <w:p>
             <w:r>
-              <w:t>方通端部</w:t>
+              <w:t>2 个</w:t>
             </w:r>
           </w:p>
         </w:tc>
         <w:tc>
           <w:tcPr>
-            <w:tcW w:type="dxa" w:w="2160"/>
+            <w:tcW w:type="dxa" w:w="1440"/>
+          </w:tcPr>
+          <w:p>
+            <w:r>
+              <w:t>6 个</w:t>
+            </w:r>
+          </w:p>
+        </w:tc>
+        <w:tc>
+          <w:tcPr>
+            <w:tcW w:type="dxa" w:w="1440"/>
+          </w:tcPr>
+          <w:p>
+            <w:r>
+              <w:t>6 次</w:t>
+            </w:r>
+          </w:p>
+        </w:tc>
+        <w:tc>
+          <w:tcPr>
+            <w:tcW w:type="dxa" w:w="1440"/>
+          </w:tcPr>
+          <w:p>
+            <w:r>
+              <w:t>-</w:t>
+            </w:r>
+          </w:p>
+        </w:tc>
+        <w:tc>
+          <w:tcPr>
+            <w:tcW w:type="dxa" w:w="1440"/>
+          </w:tcPr>
+          <w:p>
+            <w:r>
+              <w:t>-</w:t>
+            </w:r>
+          </w:p>
+        </w:tc>
+      </w:tr>
+      <w:tr>
+        <w:tc>
+          <w:tcPr>
+            <w:tcW w:type="dxa" w:w="1440"/>
+          </w:tcPr>
+          <w:p>
+            <w:r>
+              <w:t>长度(mm)</w:t>
+            </w:r>
+          </w:p>
+        </w:tc>
+        <w:tc>
+          <w:tcPr>
+            <w:tcW w:type="dxa" w:w="1440"/>
+          </w:tcPr>
+          <w:p>
+            <w:r>
+              <w:t>336.000</w:t>
+            </w:r>
+          </w:p>
+        </w:tc>
+        <w:tc>
+          <w:tcPr>
+            <w:tcW w:type="dxa" w:w="1440"/>
+          </w:tcPr>
+          <w:p>
+            <w:r>
+              <w:t>103.673</w:t>
+            </w:r>
+          </w:p>
+        </w:tc>
+        <w:tc>
+          <w:tcPr>
+            <w:tcW w:type="dxa" w:w="1440"/>
+          </w:tcPr>
+          <w:p>
+            <w:r>
+              <w:t>-</w:t>
+            </w:r>
+          </w:p>
+        </w:tc>
+        <w:tc>
+          <w:tcPr>
+            <w:tcW w:type="dxa" w:w="1440"/>
           </w:tcPr>
           <w:p>
             <w:r>
@@ -2258,11 +2344,11 @@
         </w:tc>
         <w:tc>
           <w:tcPr>
-            <w:tcW w:type="dxa" w:w="2160"/>
+            <w:tcW w:type="dxa" w:w="1440"/>
           </w:tcPr>
           <w:p>
             <w:r>
-              <w:t>截面=37.000×47.000mm</w:t>
+              <w:t>607.673</w:t>
             </w:r>
           </w:p>
         </w:tc>
@@ -2270,545 +2356,61 @@
       <w:tr>
         <w:tc>
           <w:tcPr>
-            <w:tcW w:type="dxa" w:w="2160"/>
+            <w:tcW w:type="dxa" w:w="1440"/>
           </w:tcPr>
           <w:p>
             <w:r>
-              <w:t>2</w:t>
+              <w:t>长度(cm)</w:t>
             </w:r>
           </w:p>
         </w:tc>
         <w:tc>
           <w:tcPr>
-            <w:tcW w:type="dxa" w:w="2160"/>
+            <w:tcW w:type="dxa" w:w="1440"/>
           </w:tcPr>
           <w:p>
             <w:r>
-              <w:t>方通端部</w:t>
+              <w:t>33.600</w:t>
             </w:r>
           </w:p>
         </w:tc>
         <w:tc>
           <w:tcPr>
-            <w:tcW w:type="dxa" w:w="2160"/>
+            <w:tcW w:type="dxa" w:w="1440"/>
           </w:tcPr>
           <w:p>
             <w:r>
-              <w:t>168.000</w:t>
+              <w:t>10.367</w:t>
             </w:r>
           </w:p>
         </w:tc>
         <w:tc>
           <w:tcPr>
-            <w:tcW w:type="dxa" w:w="2160"/>
+            <w:tcW w:type="dxa" w:w="1440"/>
           </w:tcPr>
           <w:p>
             <w:r>
-              <w:t>截面=37.000×47.000mm</w:t>
-            </w:r>
-          </w:p>
-        </w:tc>
-      </w:tr>
-    </w:tbl>
-    <w:p>
-      <w:pPr>
-        <w:pStyle w:val="Heading2"/>
-      </w:pPr>
-      <w:r>
-        <w:t>切孔</w:t>
-      </w:r>
-    </w:p>
-    <w:p>
-      <w:r>
-        <w:t>切孔数量: 6 个</w:t>
-      </w:r>
-    </w:p>
-    <w:p>
-      <w:r>
-        <w:t>切孔总长度: 103.673 mm (10.367 cm)</w:t>
-      </w:r>
-    </w:p>
-    <w:tbl>
-      <w:tblPr>
-        <w:tblStyle w:val="TableGrid"/>
-        <w:tblW w:type="auto" w:w="0"/>
-        <w:jc w:val="center"/>
-        <w:tblLook w:firstColumn="1" w:firstRow="1" w:lastColumn="0" w:lastRow="0" w:noHBand="0" w:noVBand="1" w:val="04A0"/>
-      </w:tblPr>
-      <w:tblGrid>
-        <w:gridCol w:w="2160"/>
-        <w:gridCol w:w="2160"/>
-        <w:gridCol w:w="2160"/>
-        <w:gridCol w:w="2160"/>
-      </w:tblGrid>
-      <w:tr>
-        <w:tc>
-          <w:tcPr>
-            <w:tcW w:type="dxa" w:w="2160"/>
-          </w:tcPr>
-          <w:p>
-            <w:r>
-              <w:t>序号</w:t>
+              <w:t>-</w:t>
             </w:r>
           </w:p>
         </w:tc>
         <w:tc>
           <w:tcPr>
-            <w:tcW w:type="dxa" w:w="2160"/>
+            <w:tcW w:type="dxa" w:w="1440"/>
           </w:tcPr>
           <w:p>
             <w:r>
-              <w:t>类型</w:t>
+              <w:t>16.800</w:t>
             </w:r>
           </w:p>
         </w:tc>
         <w:tc>
           <w:tcPr>
-            <w:tcW w:type="dxa" w:w="2160"/>
+            <w:tcW w:type="dxa" w:w="1440"/>
           </w:tcPr>
           <w:p>
             <w:r>
-              <w:t>周长(mm)</w:t>
-            </w:r>
-          </w:p>
-        </w:tc>
-        <w:tc>
-          <w:tcPr>
-            <w:tcW w:type="dxa" w:w="2160"/>
-          </w:tcPr>
-          <w:p>
-            <w:r>
-              <w:t>备注</w:t>
-            </w:r>
-          </w:p>
-        </w:tc>
-      </w:tr>
-      <w:tr>
-        <w:tc>
-          <w:tcPr>
-            <w:tcW w:type="dxa" w:w="2160"/>
-          </w:tcPr>
-          <w:p>
-            <w:r>
-              <w:t>1</w:t>
-            </w:r>
-          </w:p>
-        </w:tc>
-        <w:tc>
-          <w:tcPr>
-            <w:tcW w:type="dxa" w:w="2160"/>
-          </w:tcPr>
-          <w:p>
-            <w:r>
-              <w:t>规则孔（多段圆弧）</w:t>
-            </w:r>
-          </w:p>
-        </w:tc>
-        <w:tc>
-          <w:tcPr>
-            <w:tcW w:type="dxa" w:w="2160"/>
-          </w:tcPr>
-          <w:p>
-            <w:r>
-              <w:t>17.279</w:t>
-            </w:r>
-          </w:p>
-        </w:tc>
-        <w:tc>
-          <w:tcPr>
-            <w:tcW w:type="dxa" w:w="2160"/>
-          </w:tcPr>
-          <w:p>
-            <w:r>
-              <w:t>直径=5.500mm</w:t>
-            </w:r>
-          </w:p>
-        </w:tc>
-      </w:tr>
-      <w:tr>
-        <w:tc>
-          <w:tcPr>
-            <w:tcW w:type="dxa" w:w="2160"/>
-          </w:tcPr>
-          <w:p>
-            <w:r>
-              <w:t>2</w:t>
-            </w:r>
-          </w:p>
-        </w:tc>
-        <w:tc>
-          <w:tcPr>
-            <w:tcW w:type="dxa" w:w="2160"/>
-          </w:tcPr>
-          <w:p>
-            <w:r>
-              <w:t>规则孔（多段圆弧）</w:t>
-            </w:r>
-          </w:p>
-        </w:tc>
-        <w:tc>
-          <w:tcPr>
-            <w:tcW w:type="dxa" w:w="2160"/>
-          </w:tcPr>
-          <w:p>
-            <w:r>
-              <w:t>17.279</w:t>
-            </w:r>
-          </w:p>
-        </w:tc>
-        <w:tc>
-          <w:tcPr>
-            <w:tcW w:type="dxa" w:w="2160"/>
-          </w:tcPr>
-          <w:p>
-            <w:r>
-              <w:t>直径=5.500mm</w:t>
-            </w:r>
-          </w:p>
-        </w:tc>
-      </w:tr>
-      <w:tr>
-        <w:tc>
-          <w:tcPr>
-            <w:tcW w:type="dxa" w:w="2160"/>
-          </w:tcPr>
-          <w:p>
-            <w:r>
-              <w:t>3</w:t>
-            </w:r>
-          </w:p>
-        </w:tc>
-        <w:tc>
-          <w:tcPr>
-            <w:tcW w:type="dxa" w:w="2160"/>
-          </w:tcPr>
-          <w:p>
-            <w:r>
-              <w:t>规则孔（多段圆弧）</w:t>
-            </w:r>
-          </w:p>
-        </w:tc>
-        <w:tc>
-          <w:tcPr>
-            <w:tcW w:type="dxa" w:w="2160"/>
-          </w:tcPr>
-          <w:p>
-            <w:r>
-              <w:t>17.279</w:t>
-            </w:r>
-          </w:p>
-        </w:tc>
-        <w:tc>
-          <w:tcPr>
-            <w:tcW w:type="dxa" w:w="2160"/>
-          </w:tcPr>
-          <w:p>
-            <w:r>
-              <w:t>直径=5.500mm</w:t>
-            </w:r>
-          </w:p>
-        </w:tc>
-      </w:tr>
-      <w:tr>
-        <w:tc>
-          <w:tcPr>
-            <w:tcW w:type="dxa" w:w="2160"/>
-          </w:tcPr>
-          <w:p>
-            <w:r>
-              <w:t>4</w:t>
-            </w:r>
-          </w:p>
-        </w:tc>
-        <w:tc>
-          <w:tcPr>
-            <w:tcW w:type="dxa" w:w="2160"/>
-          </w:tcPr>
-          <w:p>
-            <w:r>
-              <w:t>规则孔（多段圆弧）</w:t>
-            </w:r>
-          </w:p>
-        </w:tc>
-        <w:tc>
-          <w:tcPr>
-            <w:tcW w:type="dxa" w:w="2160"/>
-          </w:tcPr>
-          <w:p>
-            <w:r>
-              <w:t>17.279</w:t>
-            </w:r>
-          </w:p>
-        </w:tc>
-        <w:tc>
-          <w:tcPr>
-            <w:tcW w:type="dxa" w:w="2160"/>
-          </w:tcPr>
-          <w:p>
-            <w:r>
-              <w:t>直径=5.500mm</w:t>
-            </w:r>
-          </w:p>
-        </w:tc>
-      </w:tr>
-      <w:tr>
-        <w:tc>
-          <w:tcPr>
-            <w:tcW w:type="dxa" w:w="2160"/>
-          </w:tcPr>
-          <w:p>
-            <w:r>
-              <w:t>5</w:t>
-            </w:r>
-          </w:p>
-        </w:tc>
-        <w:tc>
-          <w:tcPr>
-            <w:tcW w:type="dxa" w:w="2160"/>
-          </w:tcPr>
-          <w:p>
-            <w:r>
-              <w:t>规则孔（多段圆弧）</w:t>
-            </w:r>
-          </w:p>
-        </w:tc>
-        <w:tc>
-          <w:tcPr>
-            <w:tcW w:type="dxa" w:w="2160"/>
-          </w:tcPr>
-          <w:p>
-            <w:r>
-              <w:t>17.279</w:t>
-            </w:r>
-          </w:p>
-        </w:tc>
-        <w:tc>
-          <w:tcPr>
-            <w:tcW w:type="dxa" w:w="2160"/>
-          </w:tcPr>
-          <w:p>
-            <w:r>
-              <w:t>直径=5.500mm</w:t>
-            </w:r>
-          </w:p>
-        </w:tc>
-      </w:tr>
-      <w:tr>
-        <w:tc>
-          <w:tcPr>
-            <w:tcW w:type="dxa" w:w="2160"/>
-          </w:tcPr>
-          <w:p>
-            <w:r>
-              <w:t>6</w:t>
-            </w:r>
-          </w:p>
-        </w:tc>
-        <w:tc>
-          <w:tcPr>
-            <w:tcW w:type="dxa" w:w="2160"/>
-          </w:tcPr>
-          <w:p>
-            <w:r>
-              <w:t>规则孔（多段圆弧）</w:t>
-            </w:r>
-          </w:p>
-        </w:tc>
-        <w:tc>
-          <w:tcPr>
-            <w:tcW w:type="dxa" w:w="2160"/>
-          </w:tcPr>
-          <w:p>
-            <w:r>
-              <w:t>17.279</w:t>
-            </w:r>
-          </w:p>
-        </w:tc>
-        <w:tc>
-          <w:tcPr>
-            <w:tcW w:type="dxa" w:w="2160"/>
-          </w:tcPr>
-          <w:p>
-            <w:r>
-              <w:t>直径=5.500mm</w:t>
-            </w:r>
-          </w:p>
-        </w:tc>
-      </w:tr>
-    </w:tbl>
-    <w:p>
-      <w:pPr>
-        <w:pStyle w:val="Heading2"/>
-      </w:pPr>
-      <w:r>
-        <w:t>刺穿</w:t>
-      </w:r>
-    </w:p>
-    <w:p>
-      <w:r>
-        <w:t>刺穿次数: 6 次</w:t>
-      </w:r>
-    </w:p>
-    <w:p>
-      <w:pPr>
-        <w:pStyle w:val="Heading2"/>
-      </w:pPr>
-      <w:r>
-        <w:t>打标</w:t>
-      </w:r>
-    </w:p>
-    <w:p>
-      <w:r>
-        <w:t>打标长度: 168.000 mm (16.800 cm)</w:t>
-      </w:r>
-    </w:p>
-    <w:p>
-      <w:pPr>
-        <w:pStyle w:val="Heading2"/>
-      </w:pPr>
-      <w:r>
-        <w:t>切割加工汇总</w:t>
-      </w:r>
-    </w:p>
-    <w:tbl>
-      <w:tblPr>
-        <w:tblStyle w:val="TableGrid"/>
-        <w:tblW w:type="auto" w:w="0"/>
-        <w:jc w:val="center"/>
-        <w:tblLook w:firstColumn="1" w:firstRow="1" w:lastColumn="0" w:lastRow="0" w:noHBand="0" w:noVBand="1" w:val="04A0"/>
-      </w:tblPr>
-      <w:tblGrid>
-        <w:gridCol w:w="4320"/>
-        <w:gridCol w:w="4320"/>
-      </w:tblGrid>
-      <w:tr>
-        <w:tc>
-          <w:tcPr>
-            <w:tcW w:type="dxa" w:w="4320"/>
-          </w:tcPr>
-          <w:p>
-            <w:r>
-              <w:t>切口数量</w:t>
-            </w:r>
-          </w:p>
-        </w:tc>
-        <w:tc>
-          <w:tcPr>
-            <w:tcW w:type="dxa" w:w="4320"/>
-          </w:tcPr>
-          <w:p>
-            <w:r>
-              <w:t>2 个</w:t>
-            </w:r>
-          </w:p>
-        </w:tc>
-      </w:tr>
-      <w:tr>
-        <w:tc>
-          <w:tcPr>
-            <w:tcW w:type="dxa" w:w="4320"/>
-          </w:tcPr>
-          <w:p>
-            <w:r>
-              <w:t>切口总长度</w:t>
-            </w:r>
-          </w:p>
-        </w:tc>
-        <w:tc>
-          <w:tcPr>
-            <w:tcW w:type="dxa" w:w="4320"/>
-          </w:tcPr>
-          <w:p>
-            <w:r>
-              <w:t>336.000 mm (33.600 cm)</w:t>
-            </w:r>
-          </w:p>
-        </w:tc>
-      </w:tr>
-      <w:tr>
-        <w:tc>
-          <w:tcPr>
-            <w:tcW w:type="dxa" w:w="4320"/>
-          </w:tcPr>
-          <w:p>
-            <w:r>
-              <w:t>切孔数量</w:t>
-            </w:r>
-          </w:p>
-        </w:tc>
-        <w:tc>
-          <w:tcPr>
-            <w:tcW w:type="dxa" w:w="4320"/>
-          </w:tcPr>
-          <w:p>
-            <w:r>
-              <w:t>6 个</w:t>
-            </w:r>
-          </w:p>
-        </w:tc>
-      </w:tr>
-      <w:tr>
-        <w:tc>
-          <w:tcPr>
-            <w:tcW w:type="dxa" w:w="4320"/>
-          </w:tcPr>
-          <w:p>
-            <w:r>
-              <w:t>切孔总长度</w:t>
-            </w:r>
-          </w:p>
-        </w:tc>
-        <w:tc>
-          <w:tcPr>
-            <w:tcW w:type="dxa" w:w="4320"/>
-          </w:tcPr>
-          <w:p>
-            <w:r>
-              <w:t>103.673 mm (10.367 cm)</w:t>
-            </w:r>
-          </w:p>
-        </w:tc>
-      </w:tr>
-      <w:tr>
-        <w:tc>
-          <w:tcPr>
-            <w:tcW w:type="dxa" w:w="4320"/>
-          </w:tcPr>
-          <w:p>
-            <w:r>
-              <w:t>刺穿次数</w:t>
-            </w:r>
-          </w:p>
-        </w:tc>
-        <w:tc>
-          <w:tcPr>
-            <w:tcW w:type="dxa" w:w="4320"/>
-          </w:tcPr>
-          <w:p>
-            <w:r>
-              <w:t>6 次</w:t>
-            </w:r>
-          </w:p>
-        </w:tc>
-      </w:tr>
-      <w:tr>
-        <w:tc>
-          <w:tcPr>
-            <w:tcW w:type="dxa" w:w="4320"/>
-          </w:tcPr>
-          <w:p>
-            <w:r>
-              <w:t>打标长度</w:t>
-            </w:r>
-          </w:p>
-        </w:tc>
-        <w:tc>
-          <w:tcPr>
-            <w:tcW w:type="dxa" w:w="4320"/>
-          </w:tcPr>
-          <w:p>
-            <w:r>
-              <w:t>168.000 mm (16.800 cm)</w:t>
+              <w:t>60.767</w:t>
             </w:r>
           </w:p>
         </w:tc>

--- a/reports/XH-YJ38-LJ-001-A0-底盘方通A_分析报告.docx
+++ b/reports/XH-YJ38-LJ-001-A0-底盘方通A_分析报告.docx
@@ -866,7 +866,7 @@
     </w:p>
     <w:p>
       <w:r>
-        <w:t>孔总数: 8，规则孔: 8，不规则孔: 0</w:t>
+        <w:t>孔总数: 5，规则孔: 5，不规则孔: 0</w:t>
       </w:r>
     </w:p>
     <w:tbl>
@@ -1024,7 +1024,7 @@
           </w:tcPr>
           <w:p>
             <w:r>
-              <w:t>(886.420, -24.961, 155.964)</w:t>
+              <w:t>(606.420, -24.961, 155.964)</w:t>
             </w:r>
           </w:p>
         </w:tc>
@@ -1096,7 +1096,7 @@
           </w:tcPr>
           <w:p>
             <w:r>
-              <w:t>(1166.420, -24.961, 155.964)</w:t>
+              <w:t>(886.420, -24.961, 155.964)</w:t>
             </w:r>
           </w:p>
         </w:tc>
@@ -1168,7 +1168,7 @@
           </w:tcPr>
           <w:p>
             <w:r>
-              <w:t>(1446.420, -24.961, 155.964)</w:t>
+              <w:t>(1166.420, -24.961, 155.964)</w:t>
             </w:r>
           </w:p>
         </w:tc>
@@ -1181,78 +1181,6 @@
           <w:p>
             <w:r>
               <w:t>4</w:t>
-            </w:r>
-          </w:p>
-        </w:tc>
-        <w:tc>
-          <w:tcPr>
-            <w:tcW w:type="dxa" w:w="1234"/>
-          </w:tcPr>
-          <w:p>
-            <w:r>
-              <w:t>规则孔（矩形/方形槽）</w:t>
-            </w:r>
-          </w:p>
-        </w:tc>
-        <w:tc>
-          <w:tcPr>
-            <w:tcW w:type="dxa" w:w="1234"/>
-          </w:tcPr>
-          <w:p>
-            <w:r>
-              <w:t>-</w:t>
-            </w:r>
-          </w:p>
-        </w:tc>
-        <w:tc>
-          <w:tcPr>
-            <w:tcW w:type="dxa" w:w="1234"/>
-          </w:tcPr>
-          <w:p>
-            <w:r>
-              <w:t>-</w:t>
-            </w:r>
-          </w:p>
-        </w:tc>
-        <w:tc>
-          <w:tcPr>
-            <w:tcW w:type="dxa" w:w="1234"/>
-          </w:tcPr>
-          <w:p>
-            <w:r>
-              <w:t>1101.000</w:t>
-            </w:r>
-          </w:p>
-        </w:tc>
-        <w:tc>
-          <w:tcPr>
-            <w:tcW w:type="dxa" w:w="1234"/>
-          </w:tcPr>
-          <w:p>
-            <w:r>
-              <w:t>38.000</w:t>
-            </w:r>
-          </w:p>
-        </w:tc>
-        <w:tc>
-          <w:tcPr>
-            <w:tcW w:type="dxa" w:w="1234"/>
-          </w:tcPr>
-          <w:p>
-            <w:r>
-              <w:t>-</w:t>
-            </w:r>
-          </w:p>
-        </w:tc>
-      </w:tr>
-      <w:tr>
-        <w:tc>
-          <w:tcPr>
-            <w:tcW w:type="dxa" w:w="1234"/>
-          </w:tcPr>
-          <w:p>
-            <w:r>
-              <w:t>5</w:t>
             </w:r>
           </w:p>
         </w:tc>
@@ -1312,7 +1240,7 @@
           </w:tcPr>
           <w:p>
             <w:r>
-              <w:t>(886.420, -24.961, 158.964)</w:t>
+              <w:t>(1446.420, -24.961, 155.964)</w:t>
             </w:r>
           </w:p>
         </w:tc>
@@ -1324,151 +1252,7 @@
           </w:tcPr>
           <w:p>
             <w:r>
-              <w:t>6</w:t>
-            </w:r>
-          </w:p>
-        </w:tc>
-        <w:tc>
-          <w:tcPr>
-            <w:tcW w:type="dxa" w:w="1234"/>
-          </w:tcPr>
-          <w:p>
-            <w:r>
-              <w:t>规则孔（多段圆弧）</w:t>
-            </w:r>
-          </w:p>
-        </w:tc>
-        <w:tc>
-          <w:tcPr>
-            <w:tcW w:type="dxa" w:w="1234"/>
-          </w:tcPr>
-          <w:p>
-            <w:r>
-              <w:t>5.500</w:t>
-            </w:r>
-          </w:p>
-        </w:tc>
-        <w:tc>
-          <w:tcPr>
-            <w:tcW w:type="dxa" w:w="1234"/>
-          </w:tcPr>
-          <w:p>
-            <w:r>
-              <w:t>2.750</w:t>
-            </w:r>
-          </w:p>
-        </w:tc>
-        <w:tc>
-          <w:tcPr>
-            <w:tcW w:type="dxa" w:w="1234"/>
-          </w:tcPr>
-          <w:p>
-            <w:r>
-              <w:t>-</w:t>
-            </w:r>
-          </w:p>
-        </w:tc>
-        <w:tc>
-          <w:tcPr>
-            <w:tcW w:type="dxa" w:w="1234"/>
-          </w:tcPr>
-          <w:p>
-            <w:r>
-              <w:t>-</w:t>
-            </w:r>
-          </w:p>
-        </w:tc>
-        <w:tc>
-          <w:tcPr>
-            <w:tcW w:type="dxa" w:w="1234"/>
-          </w:tcPr>
-          <w:p>
-            <w:r>
-              <w:t>(1166.420, -24.961, 158.964)</w:t>
-            </w:r>
-          </w:p>
-        </w:tc>
-      </w:tr>
-      <w:tr>
-        <w:tc>
-          <w:tcPr>
-            <w:tcW w:type="dxa" w:w="1234"/>
-          </w:tcPr>
-          <w:p>
-            <w:r>
-              <w:t>7</w:t>
-            </w:r>
-          </w:p>
-        </w:tc>
-        <w:tc>
-          <w:tcPr>
-            <w:tcW w:type="dxa" w:w="1234"/>
-          </w:tcPr>
-          <w:p>
-            <w:r>
-              <w:t>规则孔（多段圆弧）</w:t>
-            </w:r>
-          </w:p>
-        </w:tc>
-        <w:tc>
-          <w:tcPr>
-            <w:tcW w:type="dxa" w:w="1234"/>
-          </w:tcPr>
-          <w:p>
-            <w:r>
-              <w:t>5.500</w:t>
-            </w:r>
-          </w:p>
-        </w:tc>
-        <w:tc>
-          <w:tcPr>
-            <w:tcW w:type="dxa" w:w="1234"/>
-          </w:tcPr>
-          <w:p>
-            <w:r>
-              <w:t>2.750</w:t>
-            </w:r>
-          </w:p>
-        </w:tc>
-        <w:tc>
-          <w:tcPr>
-            <w:tcW w:type="dxa" w:w="1234"/>
-          </w:tcPr>
-          <w:p>
-            <w:r>
-              <w:t>-</w:t>
-            </w:r>
-          </w:p>
-        </w:tc>
-        <w:tc>
-          <w:tcPr>
-            <w:tcW w:type="dxa" w:w="1234"/>
-          </w:tcPr>
-          <w:p>
-            <w:r>
-              <w:t>-</w:t>
-            </w:r>
-          </w:p>
-        </w:tc>
-        <w:tc>
-          <w:tcPr>
-            <w:tcW w:type="dxa" w:w="1234"/>
-          </w:tcPr>
-          <w:p>
-            <w:r>
-              <w:t>(1446.420, -24.961, 158.964)</w:t>
-            </w:r>
-          </w:p>
-        </w:tc>
-      </w:tr>
-      <w:tr>
-        <w:tc>
-          <w:tcPr>
-            <w:tcW w:type="dxa" w:w="1234"/>
-          </w:tcPr>
-          <w:p>
-            <w:r>
-              <w:t>8</w:t>
+              <w:t>5</w:t>
             </w:r>
           </w:p>
         </w:tc>
@@ -2256,7 +2040,7 @@
           </w:tcPr>
           <w:p>
             <w:r>
-              <w:t>6 个</w:t>
+              <w:t>5 个</w:t>
             </w:r>
           </w:p>
         </w:tc>
@@ -2266,7 +2050,7 @@
           </w:tcPr>
           <w:p>
             <w:r>
-              <w:t>6 次</w:t>
+              <w:t>5 次</w:t>
             </w:r>
           </w:p>
         </w:tc>
@@ -2318,7 +2102,7 @@
           </w:tcPr>
           <w:p>
             <w:r>
-              <w:t>103.673</w:t>
+              <w:t>2347.115</w:t>
             </w:r>
           </w:p>
         </w:tc>
@@ -2348,7 +2132,7 @@
           </w:tcPr>
           <w:p>
             <w:r>
-              <w:t>607.673</w:t>
+              <w:t>2851.115</w:t>
             </w:r>
           </w:p>
         </w:tc>
@@ -2380,7 +2164,7 @@
           </w:tcPr>
           <w:p>
             <w:r>
-              <w:t>10.367</w:t>
+              <w:t>234.712</w:t>
             </w:r>
           </w:p>
         </w:tc>
@@ -2410,7 +2194,7 @@
           </w:tcPr>
           <w:p>
             <w:r>
-              <w:t>60.767</w:t>
+              <w:t>285.112</w:t>
             </w:r>
           </w:p>
         </w:tc>

--- a/reports/XH-YJ38-LJ-001-A0-底盘方通A_分析报告.docx
+++ b/reports/XH-YJ38-LJ-001-A0-底盘方通A_分析报告.docx
@@ -1944,17 +1944,18 @@
         <w:tblLook w:firstColumn="1" w:firstRow="1" w:lastColumn="0" w:lastRow="0" w:noHBand="0" w:noVBand="1" w:val="04A0"/>
       </w:tblPr>
       <w:tblGrid>
-        <w:gridCol w:w="1440"/>
-        <w:gridCol w:w="1440"/>
-        <w:gridCol w:w="1440"/>
-        <w:gridCol w:w="1440"/>
-        <w:gridCol w:w="1440"/>
-        <w:gridCol w:w="1440"/>
+        <w:gridCol w:w="1234"/>
+        <w:gridCol w:w="1234"/>
+        <w:gridCol w:w="1234"/>
+        <w:gridCol w:w="1234"/>
+        <w:gridCol w:w="1234"/>
+        <w:gridCol w:w="1234"/>
+        <w:gridCol w:w="1234"/>
       </w:tblGrid>
       <w:tr>
         <w:tc>
           <w:tcPr>
-            <w:tcW w:type="dxa" w:w="1440"/>
+            <w:tcW w:type="dxa" w:w="1234"/>
           </w:tcPr>
           <w:p>
             <w:r>
@@ -1964,7 +1965,7 @@
         </w:tc>
         <w:tc>
           <w:tcPr>
-            <w:tcW w:type="dxa" w:w="1440"/>
+            <w:tcW w:type="dxa" w:w="1234"/>
           </w:tcPr>
           <w:p>
             <w:r>
@@ -1974,7 +1975,7 @@
         </w:tc>
         <w:tc>
           <w:tcPr>
-            <w:tcW w:type="dxa" w:w="1440"/>
+            <w:tcW w:type="dxa" w:w="1234"/>
           </w:tcPr>
           <w:p>
             <w:r>
@@ -1984,7 +1985,17 @@
         </w:tc>
         <w:tc>
           <w:tcPr>
-            <w:tcW w:type="dxa" w:w="1440"/>
+            <w:tcW w:type="dxa" w:w="1234"/>
+          </w:tcPr>
+          <w:p>
+            <w:r>
+              <w:t>凹槽</w:t>
+            </w:r>
+          </w:p>
+        </w:tc>
+        <w:tc>
+          <w:tcPr>
+            <w:tcW w:type="dxa" w:w="1234"/>
           </w:tcPr>
           <w:p>
             <w:r>
@@ -1994,7 +2005,7 @@
         </w:tc>
         <w:tc>
           <w:tcPr>
-            <w:tcW w:type="dxa" w:w="1440"/>
+            <w:tcW w:type="dxa" w:w="1234"/>
           </w:tcPr>
           <w:p>
             <w:r>
@@ -2004,7 +2015,7 @@
         </w:tc>
         <w:tc>
           <w:tcPr>
-            <w:tcW w:type="dxa" w:w="1440"/>
+            <w:tcW w:type="dxa" w:w="1234"/>
           </w:tcPr>
           <w:p>
             <w:r>
@@ -2016,7 +2027,7 @@
       <w:tr>
         <w:tc>
           <w:tcPr>
-            <w:tcW w:type="dxa" w:w="1440"/>
+            <w:tcW w:type="dxa" w:w="1234"/>
           </w:tcPr>
           <w:p>
             <w:r>
@@ -2026,7 +2037,7 @@
         </w:tc>
         <w:tc>
           <w:tcPr>
-            <w:tcW w:type="dxa" w:w="1440"/>
+            <w:tcW w:type="dxa" w:w="1234"/>
           </w:tcPr>
           <w:p>
             <w:r>
@@ -2036,27 +2047,37 @@
         </w:tc>
         <w:tc>
           <w:tcPr>
-            <w:tcW w:type="dxa" w:w="1440"/>
+            <w:tcW w:type="dxa" w:w="1234"/>
           </w:tcPr>
           <w:p>
             <w:r>
-              <w:t>5 个</w:t>
+              <w:t>4 个</w:t>
             </w:r>
           </w:p>
         </w:tc>
         <w:tc>
           <w:tcPr>
-            <w:tcW w:type="dxa" w:w="1440"/>
+            <w:tcW w:type="dxa" w:w="1234"/>
           </w:tcPr>
           <w:p>
             <w:r>
-              <w:t>5 次</w:t>
+              <w:t>4 个</w:t>
             </w:r>
           </w:p>
         </w:tc>
         <w:tc>
           <w:tcPr>
-            <w:tcW w:type="dxa" w:w="1440"/>
+            <w:tcW w:type="dxa" w:w="1234"/>
+          </w:tcPr>
+          <w:p>
+            <w:r>
+              <w:t>8 次</w:t>
+            </w:r>
+          </w:p>
+        </w:tc>
+        <w:tc>
+          <w:tcPr>
+            <w:tcW w:type="dxa" w:w="1234"/>
           </w:tcPr>
           <w:p>
             <w:r>
@@ -2066,7 +2087,7 @@
         </w:tc>
         <w:tc>
           <w:tcPr>
-            <w:tcW w:type="dxa" w:w="1440"/>
+            <w:tcW w:type="dxa" w:w="1234"/>
           </w:tcPr>
           <w:p>
             <w:r>
@@ -2078,7 +2099,7 @@
       <w:tr>
         <w:tc>
           <w:tcPr>
-            <w:tcW w:type="dxa" w:w="1440"/>
+            <w:tcW w:type="dxa" w:w="1234"/>
           </w:tcPr>
           <w:p>
             <w:r>
@@ -2088,7 +2109,7 @@
         </w:tc>
         <w:tc>
           <w:tcPr>
-            <w:tcW w:type="dxa" w:w="1440"/>
+            <w:tcW w:type="dxa" w:w="1234"/>
           </w:tcPr>
           <w:p>
             <w:r>
@@ -2098,17 +2119,27 @@
         </w:tc>
         <w:tc>
           <w:tcPr>
-            <w:tcW w:type="dxa" w:w="1440"/>
+            <w:tcW w:type="dxa" w:w="1234"/>
           </w:tcPr>
           <w:p>
             <w:r>
-              <w:t>2347.115</w:t>
+              <w:t>69.115</w:t>
             </w:r>
           </w:p>
         </w:tc>
         <w:tc>
           <w:tcPr>
-            <w:tcW w:type="dxa" w:w="1440"/>
+            <w:tcW w:type="dxa" w:w="1234"/>
+          </w:tcPr>
+          <w:p>
+            <w:r>
+              <w:t>75.398</w:t>
+            </w:r>
+          </w:p>
+        </w:tc>
+        <w:tc>
+          <w:tcPr>
+            <w:tcW w:type="dxa" w:w="1234"/>
           </w:tcPr>
           <w:p>
             <w:r>
@@ -2118,7 +2149,7 @@
         </w:tc>
         <w:tc>
           <w:tcPr>
-            <w:tcW w:type="dxa" w:w="1440"/>
+            <w:tcW w:type="dxa" w:w="1234"/>
           </w:tcPr>
           <w:p>
             <w:r>
@@ -2128,11 +2159,11 @@
         </w:tc>
         <w:tc>
           <w:tcPr>
-            <w:tcW w:type="dxa" w:w="1440"/>
+            <w:tcW w:type="dxa" w:w="1234"/>
           </w:tcPr>
           <w:p>
             <w:r>
-              <w:t>2851.115</w:t>
+              <w:t>648.513</w:t>
             </w:r>
           </w:p>
         </w:tc>
@@ -2140,7 +2171,7 @@
       <w:tr>
         <w:tc>
           <w:tcPr>
-            <w:tcW w:type="dxa" w:w="1440"/>
+            <w:tcW w:type="dxa" w:w="1234"/>
           </w:tcPr>
           <w:p>
             <w:r>
@@ -2150,7 +2181,7 @@
         </w:tc>
         <w:tc>
           <w:tcPr>
-            <w:tcW w:type="dxa" w:w="1440"/>
+            <w:tcW w:type="dxa" w:w="1234"/>
           </w:tcPr>
           <w:p>
             <w:r>
@@ -2160,17 +2191,27 @@
         </w:tc>
         <w:tc>
           <w:tcPr>
-            <w:tcW w:type="dxa" w:w="1440"/>
+            <w:tcW w:type="dxa" w:w="1234"/>
           </w:tcPr>
           <w:p>
             <w:r>
-              <w:t>234.712</w:t>
+              <w:t>6.912</w:t>
             </w:r>
           </w:p>
         </w:tc>
         <w:tc>
           <w:tcPr>
-            <w:tcW w:type="dxa" w:w="1440"/>
+            <w:tcW w:type="dxa" w:w="1234"/>
+          </w:tcPr>
+          <w:p>
+            <w:r>
+              <w:t>7.540</w:t>
+            </w:r>
+          </w:p>
+        </w:tc>
+        <w:tc>
+          <w:tcPr>
+            <w:tcW w:type="dxa" w:w="1234"/>
           </w:tcPr>
           <w:p>
             <w:r>
@@ -2180,7 +2221,7 @@
         </w:tc>
         <w:tc>
           <w:tcPr>
-            <w:tcW w:type="dxa" w:w="1440"/>
+            <w:tcW w:type="dxa" w:w="1234"/>
           </w:tcPr>
           <w:p>
             <w:r>
@@ -2190,11 +2231,11 @@
         </w:tc>
         <w:tc>
           <w:tcPr>
-            <w:tcW w:type="dxa" w:w="1440"/>
+            <w:tcW w:type="dxa" w:w="1234"/>
           </w:tcPr>
           <w:p>
             <w:r>
-              <w:t>285.112</w:t>
+              <w:t>64.851</w:t>
             </w:r>
           </w:p>
         </w:tc>
